--- a/docs/diagrams/Cos_214 PracDocument.docx
+++ b/docs/diagrams/Cos_214 PracDocument.docx
@@ -991,15 +991,7 @@
     </w:p>
     <w:p>
       <w:r>
-        <w:t xml:space="preserve">Each iterator maintains its own snapshot and current position, allowing multiple independent traversals of the same hierarchy. If new complaints are added after an iterator has been created, they are not included in that existing </w:t>
-      </w:r>
-      <w:proofErr w:type="gramStart"/>
-      <w:r>
-        <w:t>snapshot</w:t>
-      </w:r>
-      <w:proofErr w:type="gramEnd"/>
-      <w:r>
-        <w:t xml:space="preserve"> and a new iterator must be created to see them. Moving an existing complaint between groups does not affect an existing snapshot because the complaint object itself remains alive. Objects are not deleted while an iterator containing them is active.</w:t>
+        <w:t>Each iterator maintains its own snapshot and current position, allowing multiple independent traversals of the same hierarchy. If new complaints are added after an iterator has been created, they are not included in that existing snapshot and a new iterator must be created to see them. Moving an existing complaint between groups does not affect an existing snapshot because the complaint object itself remains alive. Objects are not deleted while an iterator containing them is active.</w:t>
       </w:r>
     </w:p>
     <w:p>
@@ -1039,10 +1031,7 @@
       </w:pPr>
       <w:r>
         <w:lastRenderedPageBreak/>
-        <w:t xml:space="preserve">TASK </w:t>
-      </w:r>
-      <w:r>
-        <w:t>4</w:t>
+        <w:t>TASK 4</w:t>
       </w:r>
     </w:p>
     <w:p>
@@ -1075,6 +1064,9 @@
     </w:p>
     <w:p>
       <w:r>
+        <w:rPr>
+          <w:noProof/>
+        </w:rPr>
         <w:drawing>
           <wp:anchor distT="0" distB="0" distL="114300" distR="114300" simplePos="0" relativeHeight="251659264" behindDoc="0" locked="0" layoutInCell="1" allowOverlap="1" wp14:anchorId="199B05C9" wp14:editId="734B76F5">
             <wp:simplePos x="0" y="0"/>
@@ -1197,6 +1189,9 @@
     </w:p>
     <w:p>
       <w:r>
+        <w:rPr>
+          <w:noProof/>
+        </w:rPr>
         <w:drawing>
           <wp:anchor distT="0" distB="0" distL="114300" distR="114300" simplePos="0" relativeHeight="251660288" behindDoc="0" locked="0" layoutInCell="1" allowOverlap="1" wp14:anchorId="4D9477BF" wp14:editId="79ED459C">
             <wp:simplePos x="0" y="0"/>
@@ -1274,6 +1269,7 @@
         <w:rPr>
           <w:b/>
           <w:bCs/>
+          <w:noProof/>
           <w:sz w:val="22"/>
           <w:szCs w:val="22"/>
         </w:rPr>
@@ -2124,6 +2120,7 @@
         <w:rPr>
           <w:b/>
           <w:bCs/>
+          <w:noProof/>
           <w:sz w:val="22"/>
           <w:szCs w:val="22"/>
         </w:rPr>
@@ -2542,6 +2539,7 @@
         <w:rPr>
           <w:b/>
           <w:bCs/>
+          <w:noProof/>
           <w:sz w:val="22"/>
           <w:szCs w:val="22"/>
         </w:rPr>
@@ -2695,43 +2693,672 @@
     </w:p>
     <w:p>
       <w:pPr>
-        <w:rPr>
-          <w:b/>
-          <w:bCs/>
-          <w:sz w:val="22"/>
-          <w:szCs w:val="22"/>
-        </w:rPr>
-      </w:pPr>
-    </w:p>
-    <w:p>
-      <w:pPr>
-        <w:rPr>
-          <w:b/>
-          <w:bCs/>
-          <w:sz w:val="22"/>
-          <w:szCs w:val="22"/>
-        </w:rPr>
-      </w:pPr>
-    </w:p>
-    <w:p>
-      <w:pPr>
-        <w:rPr>
-          <w:b/>
-          <w:bCs/>
-          <w:sz w:val="22"/>
-          <w:szCs w:val="22"/>
-        </w:rPr>
-      </w:pPr>
-    </w:p>
-    <w:p>
-      <w:pPr>
-        <w:rPr>
-          <w:b/>
-          <w:bCs/>
-          <w:sz w:val="22"/>
-          <w:szCs w:val="22"/>
-        </w:rPr>
-      </w:pPr>
+        <w:pStyle w:val="Heading1"/>
+      </w:pPr>
+      <w:r>
+        <w:lastRenderedPageBreak/>
+        <w:t xml:space="preserve">TASK </w:t>
+      </w:r>
+      <w:r>
+        <w:t>5</w:t>
+      </w:r>
+    </w:p>
+    <w:p>
+      <w:pPr>
+        <w:rPr>
+          <w:b/>
+          <w:bCs/>
+          <w:sz w:val="22"/>
+          <w:szCs w:val="22"/>
+        </w:rPr>
+      </w:pPr>
+      <w:r>
+        <w:rPr>
+          <w:b/>
+          <w:bCs/>
+          <w:sz w:val="22"/>
+          <w:szCs w:val="22"/>
+        </w:rPr>
+        <w:t>GDB Evidence:</w:t>
+      </w:r>
+    </w:p>
+    <w:p>
+      <w:pPr>
+        <w:rPr>
+          <w:b/>
+          <w:bCs/>
+          <w:sz w:val="22"/>
+          <w:szCs w:val="22"/>
+        </w:rPr>
+      </w:pPr>
+      <w:r>
+        <w:rPr>
+          <w:b/>
+          <w:bCs/>
+          <w:noProof/>
+          <w:sz w:val="22"/>
+          <w:szCs w:val="22"/>
+        </w:rPr>
+        <w:drawing>
+          <wp:inline distT="0" distB="0" distL="0" distR="0" wp14:anchorId="1B08C3F4" wp14:editId="7049D2D0">
+            <wp:extent cx="5724525" cy="4019550"/>
+            <wp:effectExtent l="0" t="0" r="9525" b="0"/>
+            <wp:docPr id="1204445178" name="Picture 5"/>
+            <wp:cNvGraphicFramePr>
+              <a:graphicFrameLocks xmlns:a="http://schemas.openxmlformats.org/drawingml/2006/main" noChangeAspect="1"/>
+            </wp:cNvGraphicFramePr>
+            <a:graphic xmlns:a="http://schemas.openxmlformats.org/drawingml/2006/main">
+              <a:graphicData uri="http://schemas.openxmlformats.org/drawingml/2006/picture">
+                <pic:pic xmlns:pic="http://schemas.openxmlformats.org/drawingml/2006/picture">
+                  <pic:nvPicPr>
+                    <pic:cNvPr id="0" name="Picture 1"/>
+                    <pic:cNvPicPr>
+                      <a:picLocks noChangeAspect="1" noChangeArrowheads="1"/>
+                    </pic:cNvPicPr>
+                  </pic:nvPicPr>
+                  <pic:blipFill>
+                    <a:blip r:embed="rId14">
+                      <a:extLst>
+                        <a:ext uri="{28A0092B-C50C-407E-A947-70E740481C1C}">
+                          <a14:useLocalDpi xmlns:a14="http://schemas.microsoft.com/office/drawing/2010/main" val="0"/>
+                        </a:ext>
+                      </a:extLst>
+                    </a:blip>
+                    <a:srcRect/>
+                    <a:stretch>
+                      <a:fillRect/>
+                    </a:stretch>
+                  </pic:blipFill>
+                  <pic:spPr bwMode="auto">
+                    <a:xfrm>
+                      <a:off x="0" y="0"/>
+                      <a:ext cx="5724525" cy="4019550"/>
+                    </a:xfrm>
+                    <a:prstGeom prst="rect">
+                      <a:avLst/>
+                    </a:prstGeom>
+                    <a:noFill/>
+                    <a:ln>
+                      <a:noFill/>
+                    </a:ln>
+                  </pic:spPr>
+                </pic:pic>
+              </a:graphicData>
+            </a:graphic>
+          </wp:inline>
+        </w:drawing>
+      </w:r>
+    </w:p>
+    <w:p>
+      <w:pPr>
+        <w:rPr>
+          <w:sz w:val="22"/>
+          <w:szCs w:val="22"/>
+        </w:rPr>
+      </w:pPr>
+      <w:r>
+        <w:rPr>
+          <w:b/>
+          <w:bCs/>
+          <w:sz w:val="22"/>
+          <w:szCs w:val="22"/>
+        </w:rPr>
+        <w:br/>
+        <w:t>Bug Encountered During Development:</w:t>
+      </w:r>
+      <w:r>
+        <w:rPr>
+          <w:b/>
+          <w:bCs/>
+          <w:sz w:val="22"/>
+          <w:szCs w:val="22"/>
+        </w:rPr>
+        <w:br/>
+      </w:r>
+      <w:r>
+        <w:rPr>
+          <w:sz w:val="22"/>
+          <w:szCs w:val="22"/>
+        </w:rPr>
+        <w:t xml:space="preserve">While testing the Iterator traversal, complaints that were wrapped in decorators were not displaying their decorated behaviours. They were missing the [URGENT] tag in the output and were also not being prioritised at the top of the list by the </w:t>
+      </w:r>
+      <w:proofErr w:type="spellStart"/>
+      <w:r>
+        <w:rPr>
+          <w:sz w:val="22"/>
+          <w:szCs w:val="22"/>
+        </w:rPr>
+        <w:t>UnresolvedIterator</w:t>
+      </w:r>
+      <w:proofErr w:type="spellEnd"/>
+      <w:r>
+        <w:rPr>
+          <w:sz w:val="22"/>
+          <w:szCs w:val="22"/>
+        </w:rPr>
+        <w:t xml:space="preserve">. The problem was in the </w:t>
+      </w:r>
+      <w:proofErr w:type="spellStart"/>
+      <w:proofErr w:type="gramStart"/>
+      <w:r>
+        <w:rPr>
+          <w:sz w:val="22"/>
+          <w:szCs w:val="22"/>
+        </w:rPr>
+        <w:t>ComplaintDecorator</w:t>
+      </w:r>
+      <w:proofErr w:type="spellEnd"/>
+      <w:r>
+        <w:rPr>
+          <w:sz w:val="22"/>
+          <w:szCs w:val="22"/>
+        </w:rPr>
+        <w:t>::</w:t>
+      </w:r>
+      <w:proofErr w:type="spellStart"/>
+      <w:r>
+        <w:rPr>
+          <w:sz w:val="22"/>
+          <w:szCs w:val="22"/>
+        </w:rPr>
+        <w:t>collectComplaints</w:t>
+      </w:r>
+      <w:proofErr w:type="spellEnd"/>
+      <w:r>
+        <w:rPr>
+          <w:sz w:val="22"/>
+          <w:szCs w:val="22"/>
+        </w:rPr>
+        <w:t>(</w:t>
+      </w:r>
+      <w:proofErr w:type="gramEnd"/>
+      <w:r>
+        <w:rPr>
+          <w:sz w:val="22"/>
+          <w:szCs w:val="22"/>
+        </w:rPr>
+        <w:t>)</w:t>
+      </w:r>
+      <w:r>
+        <w:rPr>
+          <w:sz w:val="22"/>
+          <w:szCs w:val="22"/>
+        </w:rPr>
+        <w:t xml:space="preserve"> function. </w:t>
+      </w:r>
+      <w:r>
+        <w:rPr>
+          <w:sz w:val="22"/>
+          <w:szCs w:val="22"/>
+        </w:rPr>
+        <w:t>The decorator was delegating the collection down to its child by calling </w:t>
+      </w:r>
+      <w:r>
+        <w:rPr>
+          <w:sz w:val="22"/>
+          <w:szCs w:val="22"/>
+        </w:rPr>
+        <w:br/>
+      </w:r>
+      <w:proofErr w:type="spellStart"/>
+      <w:r>
+        <w:rPr>
+          <w:sz w:val="22"/>
+          <w:szCs w:val="22"/>
+        </w:rPr>
+        <w:t>wrappedComponent</w:t>
+      </w:r>
+      <w:proofErr w:type="spellEnd"/>
+      <w:r>
+        <w:rPr>
+          <w:sz w:val="22"/>
+          <w:szCs w:val="22"/>
+        </w:rPr>
+        <w:t>-</w:t>
+      </w:r>
+      <w:r>
+        <w:rPr>
+          <w:sz w:val="22"/>
+          <w:szCs w:val="22"/>
+        </w:rPr>
+        <w:t>&gt;</w:t>
+      </w:r>
+      <w:proofErr w:type="spellStart"/>
+      <w:r>
+        <w:rPr>
+          <w:sz w:val="22"/>
+          <w:szCs w:val="22"/>
+        </w:rPr>
+        <w:t>collectComplaints</w:t>
+      </w:r>
+      <w:proofErr w:type="spellEnd"/>
+      <w:r>
+        <w:rPr>
+          <w:sz w:val="22"/>
+          <w:szCs w:val="22"/>
+        </w:rPr>
+        <w:t xml:space="preserve">(list). This </w:t>
+      </w:r>
+      <w:r>
+        <w:rPr>
+          <w:sz w:val="22"/>
+          <w:szCs w:val="22"/>
+        </w:rPr>
+        <w:t>meant</w:t>
+      </w:r>
+      <w:r>
+        <w:rPr>
+          <w:sz w:val="22"/>
+          <w:szCs w:val="22"/>
+        </w:rPr>
+        <w:t xml:space="preserve"> the raw, undecorated base Complaint object push</w:t>
+      </w:r>
+      <w:r>
+        <w:rPr>
+          <w:sz w:val="22"/>
+          <w:szCs w:val="22"/>
+        </w:rPr>
+        <w:t>ed itself</w:t>
+      </w:r>
+      <w:r>
+        <w:rPr>
+          <w:sz w:val="22"/>
+          <w:szCs w:val="22"/>
+        </w:rPr>
+        <w:t> into the Iterator's snapshot,</w:t>
+      </w:r>
+      <w:r>
+        <w:rPr>
+          <w:sz w:val="22"/>
+          <w:szCs w:val="22"/>
+        </w:rPr>
+        <w:t xml:space="preserve"> which </w:t>
+      </w:r>
+      <w:r>
+        <w:rPr>
+          <w:sz w:val="22"/>
+          <w:szCs w:val="22"/>
+        </w:rPr>
+        <w:t xml:space="preserve">basically </w:t>
+      </w:r>
+      <w:r>
+        <w:rPr>
+          <w:sz w:val="22"/>
+          <w:szCs w:val="22"/>
+        </w:rPr>
+        <w:t>ended up removing</w:t>
+      </w:r>
+      <w:r>
+        <w:rPr>
+          <w:sz w:val="22"/>
+          <w:szCs w:val="22"/>
+        </w:rPr>
+        <w:t xml:space="preserve"> the decorator wrappers during the traversal.</w:t>
+      </w:r>
+      <w:r>
+        <w:rPr>
+          <w:sz w:val="22"/>
+          <w:szCs w:val="22"/>
+        </w:rPr>
+        <w:t xml:space="preserve"> It appeared that there was no decorator.</w:t>
+      </w:r>
+    </w:p>
+    <w:p>
+      <w:pPr>
+        <w:rPr>
+          <w:b/>
+          <w:bCs/>
+          <w:sz w:val="22"/>
+          <w:szCs w:val="22"/>
+        </w:rPr>
+      </w:pPr>
+      <w:r>
+        <w:rPr>
+          <w:b/>
+          <w:bCs/>
+          <w:sz w:val="22"/>
+          <w:szCs w:val="22"/>
+        </w:rPr>
+        <w:drawing>
+          <wp:inline distT="0" distB="0" distL="0" distR="0" wp14:anchorId="07EDE20D" wp14:editId="34340262">
+            <wp:extent cx="5731510" cy="1839595"/>
+            <wp:effectExtent l="0" t="0" r="2540" b="8255"/>
+            <wp:docPr id="2076013586" name="Picture 1"/>
+            <wp:cNvGraphicFramePr>
+              <a:graphicFrameLocks xmlns:a="http://schemas.openxmlformats.org/drawingml/2006/main" noChangeAspect="1"/>
+            </wp:cNvGraphicFramePr>
+            <a:graphic xmlns:a="http://schemas.openxmlformats.org/drawingml/2006/main">
+              <a:graphicData uri="http://schemas.openxmlformats.org/drawingml/2006/picture">
+                <pic:pic xmlns:pic="http://schemas.openxmlformats.org/drawingml/2006/picture">
+                  <pic:nvPicPr>
+                    <pic:cNvPr id="2076013586" name=""/>
+                    <pic:cNvPicPr/>
+                  </pic:nvPicPr>
+                  <pic:blipFill>
+                    <a:blip r:embed="rId15"/>
+                    <a:stretch>
+                      <a:fillRect/>
+                    </a:stretch>
+                  </pic:blipFill>
+                  <pic:spPr>
+                    <a:xfrm>
+                      <a:off x="0" y="0"/>
+                      <a:ext cx="5731510" cy="1839595"/>
+                    </a:xfrm>
+                    <a:prstGeom prst="rect">
+                      <a:avLst/>
+                    </a:prstGeom>
+                  </pic:spPr>
+                </pic:pic>
+              </a:graphicData>
+            </a:graphic>
+          </wp:inline>
+        </w:drawing>
+      </w:r>
+    </w:p>
+    <w:p>
+      <w:pPr>
+        <w:rPr>
+          <w:sz w:val="22"/>
+          <w:szCs w:val="22"/>
+        </w:rPr>
+      </w:pPr>
+      <w:r>
+        <w:rPr>
+          <w:sz w:val="22"/>
+          <w:szCs w:val="22"/>
+        </w:rPr>
+        <w:lastRenderedPageBreak/>
+        <w:t>I</w:t>
+      </w:r>
+      <w:r>
+        <w:rPr>
+          <w:sz w:val="22"/>
+          <w:szCs w:val="22"/>
+        </w:rPr>
+        <w:t>n the GDB screenshot, we paused the code right when the iterator tries to collect a decorated complaint.</w:t>
+      </w:r>
+      <w:r>
+        <w:rPr>
+          <w:sz w:val="22"/>
+          <w:szCs w:val="22"/>
+        </w:rPr>
+        <w:t xml:space="preserve"> </w:t>
+      </w:r>
+      <w:proofErr w:type="gramStart"/>
+      <w:r>
+        <w:rPr>
+          <w:sz w:val="22"/>
+          <w:szCs w:val="22"/>
+        </w:rPr>
+        <w:t>First</w:t>
+      </w:r>
+      <w:proofErr w:type="gramEnd"/>
+      <w:r>
+        <w:rPr>
+          <w:sz w:val="22"/>
+          <w:szCs w:val="22"/>
+        </w:rPr>
+        <w:t xml:space="preserve"> we printed this to look at the outer wrapper. Then we printed </w:t>
+      </w:r>
+      <w:proofErr w:type="spellStart"/>
+      <w:r>
+        <w:rPr>
+          <w:sz w:val="22"/>
+          <w:szCs w:val="22"/>
+        </w:rPr>
+        <w:t>wrappedComponent</w:t>
+      </w:r>
+      <w:proofErr w:type="spellEnd"/>
+      <w:r>
+        <w:rPr>
+          <w:sz w:val="22"/>
+          <w:szCs w:val="22"/>
+        </w:rPr>
+        <w:t> to see the plain complaint hiding inside it.</w:t>
+      </w:r>
+      <w:r>
+        <w:rPr>
+          <w:sz w:val="22"/>
+          <w:szCs w:val="22"/>
+        </w:rPr>
+        <w:t xml:space="preserve"> </w:t>
+      </w:r>
+      <w:r>
+        <w:rPr>
+          <w:sz w:val="22"/>
+          <w:szCs w:val="22"/>
+        </w:rPr>
+        <w:t xml:space="preserve">When we used the step command to move to the next line of code, GDB jumped straight into the inner complaint instead of stopping at the wrapper. This proved </w:t>
+      </w:r>
+      <w:r>
+        <w:rPr>
+          <w:sz w:val="22"/>
+          <w:szCs w:val="22"/>
+        </w:rPr>
+        <w:t>that</w:t>
+      </w:r>
+      <w:r>
+        <w:rPr>
+          <w:sz w:val="22"/>
+          <w:szCs w:val="22"/>
+        </w:rPr>
+        <w:t xml:space="preserve"> the code was accidentally throwing away the decorator wrapper and only handing the plain, undecorated complaint over to the iterator</w:t>
+      </w:r>
+      <w:r>
+        <w:rPr>
+          <w:sz w:val="22"/>
+          <w:szCs w:val="22"/>
+        </w:rPr>
+        <w:t xml:space="preserve">. </w:t>
+      </w:r>
+    </w:p>
+    <w:p>
+      <w:pPr>
+        <w:rPr>
+          <w:sz w:val="22"/>
+          <w:szCs w:val="22"/>
+        </w:rPr>
+      </w:pPr>
+      <w:r>
+        <w:rPr>
+          <w:sz w:val="22"/>
+          <w:szCs w:val="22"/>
+        </w:rPr>
+        <w:t>To fix this we changed a single line of code in ComplaintDecorator.cpp. Instead of having the wrapper tell the inner complaint to add itself to the list, we changed the code to simply say </w:t>
+      </w:r>
+      <w:proofErr w:type="spellStart"/>
+      <w:proofErr w:type="gramStart"/>
+      <w:r>
+        <w:rPr>
+          <w:sz w:val="22"/>
+          <w:szCs w:val="22"/>
+        </w:rPr>
+        <w:t>list.push</w:t>
+      </w:r>
+      <w:proofErr w:type="gramEnd"/>
+      <w:r>
+        <w:rPr>
+          <w:sz w:val="22"/>
+          <w:szCs w:val="22"/>
+        </w:rPr>
+        <w:t>_back</w:t>
+      </w:r>
+      <w:proofErr w:type="spellEnd"/>
+      <w:r>
+        <w:rPr>
+          <w:sz w:val="22"/>
+          <w:szCs w:val="22"/>
+        </w:rPr>
+        <w:t>(this)</w:t>
+      </w:r>
+      <w:r>
+        <w:rPr>
+          <w:sz w:val="22"/>
+          <w:szCs w:val="22"/>
+        </w:rPr>
+        <w:t xml:space="preserve">. </w:t>
+      </w:r>
+      <w:r>
+        <w:rPr>
+          <w:sz w:val="22"/>
+          <w:szCs w:val="22"/>
+        </w:rPr>
+        <w:t>This force</w:t>
+      </w:r>
+      <w:r>
+        <w:rPr>
+          <w:sz w:val="22"/>
+          <w:szCs w:val="22"/>
+        </w:rPr>
+        <w:t>d</w:t>
+      </w:r>
+      <w:r>
+        <w:rPr>
+          <w:sz w:val="22"/>
+          <w:szCs w:val="22"/>
+        </w:rPr>
+        <w:t xml:space="preserve"> the decorator wrapper to add</w:t>
+      </w:r>
+      <w:r>
+        <w:rPr>
+          <w:sz w:val="22"/>
+          <w:szCs w:val="22"/>
+        </w:rPr>
+        <w:t xml:space="preserve"> itself</w:t>
+      </w:r>
+      <w:r>
+        <w:rPr>
+          <w:sz w:val="22"/>
+          <w:szCs w:val="22"/>
+        </w:rPr>
+        <w:t> to the iterator's list instead. Now when the iterator prints or sorts the complaints, it correctly sees the wrappers and applies the [URGENT] tags like it is supposed to.</w:t>
+      </w:r>
+    </w:p>
+    <w:p>
+      <w:pPr>
+        <w:rPr>
+          <w:sz w:val="22"/>
+          <w:szCs w:val="22"/>
+        </w:rPr>
+      </w:pPr>
+    </w:p>
+    <w:p>
+      <w:pPr>
+        <w:rPr>
+          <w:b/>
+          <w:bCs/>
+          <w:sz w:val="22"/>
+          <w:szCs w:val="22"/>
+        </w:rPr>
+      </w:pPr>
+      <w:r>
+        <w:rPr>
+          <w:b/>
+          <w:bCs/>
+          <w:sz w:val="22"/>
+          <w:szCs w:val="22"/>
+        </w:rPr>
+        <w:br w:type="page"/>
+      </w:r>
+    </w:p>
+    <w:p>
+      <w:pPr>
+        <w:rPr>
+          <w:b/>
+          <w:bCs/>
+          <w:sz w:val="22"/>
+          <w:szCs w:val="22"/>
+        </w:rPr>
+      </w:pPr>
+      <w:proofErr w:type="spellStart"/>
+      <w:r>
+        <w:rPr>
+          <w:b/>
+          <w:bCs/>
+          <w:sz w:val="22"/>
+          <w:szCs w:val="22"/>
+        </w:rPr>
+        <w:lastRenderedPageBreak/>
+        <w:t>Valgrind</w:t>
+      </w:r>
+      <w:proofErr w:type="spellEnd"/>
+      <w:r>
+        <w:rPr>
+          <w:b/>
+          <w:bCs/>
+          <w:sz w:val="22"/>
+          <w:szCs w:val="22"/>
+        </w:rPr>
+        <w:t xml:space="preserve"> Evidence:</w:t>
+      </w:r>
+    </w:p>
+    <w:p>
+      <w:pPr>
+        <w:rPr>
+          <w:b/>
+          <w:bCs/>
+          <w:sz w:val="22"/>
+          <w:szCs w:val="22"/>
+        </w:rPr>
+      </w:pPr>
+      <w:r>
+        <w:rPr>
+          <w:b/>
+          <w:bCs/>
+          <w:noProof/>
+          <w:sz w:val="22"/>
+          <w:szCs w:val="22"/>
+        </w:rPr>
+        <w:drawing>
+          <wp:inline distT="0" distB="0" distL="0" distR="0" wp14:anchorId="15AA05A6" wp14:editId="6558A46D">
+            <wp:extent cx="5720080" cy="6390005"/>
+            <wp:effectExtent l="0" t="0" r="0" b="0"/>
+            <wp:docPr id="1420861805" name="Picture 6"/>
+            <wp:cNvGraphicFramePr>
+              <a:graphicFrameLocks xmlns:a="http://schemas.openxmlformats.org/drawingml/2006/main" noChangeAspect="1"/>
+            </wp:cNvGraphicFramePr>
+            <a:graphic xmlns:a="http://schemas.openxmlformats.org/drawingml/2006/main">
+              <a:graphicData uri="http://schemas.openxmlformats.org/drawingml/2006/picture">
+                <pic:pic xmlns:pic="http://schemas.openxmlformats.org/drawingml/2006/picture">
+                  <pic:nvPicPr>
+                    <pic:cNvPr id="0" name="Picture 2"/>
+                    <pic:cNvPicPr>
+                      <a:picLocks noChangeAspect="1" noChangeArrowheads="1"/>
+                    </pic:cNvPicPr>
+                  </pic:nvPicPr>
+                  <pic:blipFill>
+                    <a:blip r:embed="rId16">
+                      <a:extLst>
+                        <a:ext uri="{28A0092B-C50C-407E-A947-70E740481C1C}">
+                          <a14:useLocalDpi xmlns:a14="http://schemas.microsoft.com/office/drawing/2010/main" val="0"/>
+                        </a:ext>
+                      </a:extLst>
+                    </a:blip>
+                    <a:srcRect/>
+                    <a:stretch>
+                      <a:fillRect/>
+                    </a:stretch>
+                  </pic:blipFill>
+                  <pic:spPr bwMode="auto">
+                    <a:xfrm>
+                      <a:off x="0" y="0"/>
+                      <a:ext cx="5720080" cy="6390005"/>
+                    </a:xfrm>
+                    <a:prstGeom prst="rect">
+                      <a:avLst/>
+                    </a:prstGeom>
+                    <a:noFill/>
+                    <a:ln>
+                      <a:noFill/>
+                    </a:ln>
+                  </pic:spPr>
+                </pic:pic>
+              </a:graphicData>
+            </a:graphic>
+          </wp:inline>
+        </w:drawing>
+      </w:r>
     </w:p>
     <w:p>
       <w:pPr>
@@ -2754,7 +3381,7 @@
       </w:pPr>
     </w:p>
     <w:sectPr>
-      <w:headerReference w:type="default" r:id="rId14"/>
+      <w:headerReference w:type="default" r:id="rId17"/>
       <w:pgSz w:w="11906" w:h="16838"/>
       <w:pgMar w:top="1440" w:right="1440" w:bottom="1440" w:left="1440" w:header="708" w:footer="708" w:gutter="0"/>
       <w:cols w:space="708"/>
